--- a/docker/demo/files/brightwell-lease-draft.docx
+++ b/docker/demo/files/brightwell-lease-draft.docx
@@ -731,7 +731,9 @@
         <w:bidi w:val="0"/>
         <w:ind w:hanging="624" w:left="624"/>
         <w:jc w:val="both"/>
-        <w:rPr/>
+        <w:rPr>
+          <w:ins w:id="3" w:author="Helen Ashcombe" w:date="2026-09-16T10:12:00Z"/>
+        </w:rPr>
       </w:pPr>
       <w:ins w:id="2" w:author="Helen Ashcombe" w:date="2026-09-16T10:12:00Z">
         <w:r>
@@ -756,13 +758,13 @@
         <w:tab/>
         <w:t xml:space="preserve">The Rent shall be reviewed on the fifth anniversary of the Term Start Date. From that date the Rent shall be </w:t>
       </w:r>
-      <w:del w:id="3" w:author="Priya Nair" w:date="2026-09-15T16:41:00Z">
+      <w:del w:id="4" w:author="Priya Nair" w:date="2026-09-15T16:41:00Z">
         <w:r>
           <w:rPr/>
           <w:delText>the Rent increased by the percentage rise in the consumer prices index over the previous five years</w:delText>
         </w:r>
       </w:del>
-      <w:ins w:id="4" w:author="Priya Nair" w:date="2026-09-15T16:41:00Z">
+      <w:ins w:id="5" w:author="Priya Nair" w:date="2026-09-15T16:41:00Z">
         <w:r>
           <w:rPr/>
           <w:t>the open market rent of the Premises at that date, but no more than ten per cent above the Rent then payable</w:t>
@@ -787,13 +789,13 @@
         <w:tab/>
         <w:t xml:space="preserve">If any Rent is unpaid </w:t>
       </w:r>
-      <w:del w:id="5" w:author="Priya Nair" w:date="2026-09-15T16:52:00Z">
+      <w:del w:id="6" w:author="Priya Nair" w:date="2026-09-15T16:52:00Z">
         <w:r>
           <w:rPr/>
           <w:delText>seven</w:delText>
         </w:r>
       </w:del>
-      <w:ins w:id="6" w:author="Priya Nair" w:date="2026-09-15T16:52:00Z">
+      <w:ins w:id="7" w:author="Priya Nair" w:date="2026-09-15T16:52:00Z">
         <w:r>
           <w:rPr/>
           <w:t>fourteen</w:t>
@@ -835,17 +837,17 @@
         <w:tab/>
         <w:t>The Tenant shall keep the Premises in good</w:t>
       </w:r>
-      <w:del w:id="7" w:author="Helen Ashcombe" w:date="2026-09-16T10:30:00Z">
+      <w:del w:id="8" w:author="Helen Ashcombe" w:date="2026-09-16T10:30:00Z">
         <w:r>
           <w:rPr/>
-          <w:delText>and substantial</w:delText>
+          <w:delText xml:space="preserve"> and substantial</w:delText>
         </w:r>
       </w:del>
       <w:r>
         <w:rPr/>
         <w:t xml:space="preserve"> repair</w:t>
       </w:r>
-      <w:ins w:id="8" w:author="Helen Ashcombe" w:date="2026-09-16T10:30:00Z">
+      <w:ins w:id="9" w:author="Helen Ashcombe" w:date="2026-09-16T10:30:00Z">
         <w:r>
           <w:rPr/>
           <w:t xml:space="preserve"> and condition, except for fair wear and tear and damage by an insured risk</w:t>
@@ -870,7 +872,7 @@
         <w:tab/>
         <w:t>The Tenant shall use the Premises only for baking, and for the retail sale of bread and confectionery</w:t>
       </w:r>
-      <w:ins w:id="9" w:author="Priya Nair" w:date="2026-09-15T17:08:00Z">
+      <w:ins w:id="10" w:author="Priya Nair" w:date="2026-09-15T17:08:00Z">
         <w:r>
           <w:rPr/>
           <w:t>, and for serving food and drink to customers for consumption on the Premises</w:t>
@@ -924,13 +926,13 @@
         <w:t>4.5</w:t>
         <w:tab/>
       </w:r>
-      <w:del w:id="10" w:author="Helen Ashcombe" w:date="2026-09-16T10:47:00Z">
+      <w:del w:id="11" w:author="Helen Ashcombe" w:date="2026-09-16T10:47:00Z">
         <w:r>
           <w:rPr/>
           <w:delText>The Tenant shall pay all of the Landlord’s costs, including legal costs and surveyors’ fees, of every application the Tenant makes under this lease, whether or not the application is granted or is withdrawn.</w:delText>
         </w:r>
       </w:del>
-      <w:ins w:id="11" w:author="Helen Ashcombe" w:date="2026-09-16T10:47:00Z">
+      <w:ins w:id="12" w:author="Helen Ashcombe" w:date="2026-09-16T10:47:00Z">
         <w:r>
           <w:rPr/>
           <w:t>The Tenant shall pay the Landlord’s reasonable and proper costs of an application for consent under this lease that the Landlord grants.</w:t>
@@ -1022,7 +1024,9 @@
         <w:bidi w:val="0"/>
         <w:ind w:hanging="624" w:left="624"/>
         <w:jc w:val="both"/>
-        <w:rPr/>
+        <w:rPr>
+          <w:ins w:id="14" w:author="Helen Ashcombe" w:date="2026-09-17T09:40:00Z"/>
+        </w:rPr>
       </w:pPr>
       <w:commentRangeStart w:id="1"/>
       <w:r>
@@ -1036,7 +1040,7 @@
       <w:r>
         <w:commentReference w:id="1"/>
       </w:r>
-      <w:ins w:id="12" w:author="Helen Ashcombe" w:date="2026-09-17T09:40:00Z">
+      <w:ins w:id="13" w:author="Helen Ashcombe" w:date="2026-09-17T09:40:00Z">
         <w:r>
           <w:rPr/>
           <w:tab/>

--- a/docker/demo/files/brightwell-lease-draft.docx
+++ b/docker/demo/files/brightwell-lease-draft.docx
@@ -239,7 +239,7 @@
             </w:pPr>
             <w:r>
               <w:rPr/>
-              <w:t>Unit 4, Weir Lane Trading Estate, Marlbridge WX2 6DN, with its yard and the loading bay in front of it.</w:t>
+              <w:t>Unit 4, Weir Lane Trading Estate, Marlbridge WX2 6DN, shown edged red on the Plan, with its yard and the loading bay in front of it.</w:t>
             </w:r>
           </w:p>
         </w:tc>
@@ -501,6 +501,25 @@
         <w:rPr>
           <w:rStyle w:val="Strong"/>
         </w:rPr>
+        <w:t>Plan</w:t>
+      </w:r>
+      <w:r>
+        <w:rPr/>
+        <w:t xml:space="preserve"> means the plan annexed to this lease, drawing WL/04/01.</w:t>
+      </w:r>
+    </w:p>
+    <w:p>
+      <w:pPr>
+        <w:pStyle w:val="Definition"/>
+        <w:bidi w:val="0"/>
+        <w:ind w:left="624"/>
+        <w:jc w:val="both"/>
+        <w:rPr/>
+      </w:pPr>
+      <w:r>
+        <w:rPr>
+          <w:rStyle w:val="Strong"/>
+        </w:rPr>
         <w:t>Premises</w:t>
       </w:r>
       <w:r>
@@ -643,7 +662,7 @@
         <w:rPr/>
         <w:t>2.2</w:t>
         <w:tab/>
-        <w:t>The Tenant may, in common with the Landlord and others, use the estate road to reach the Premises, and may display a sign for its business at the entrance to the estate.</w:t>
+        <w:t>The Tenant may, in common with the Landlord and others, use the estate road to reach the Premises, may park two private vehicles in the spaces numbered 7 and 8 and shaded on the Plan, and may display a sign for its business at the entrance to the estate.</w:t>
       </w:r>
     </w:p>
     <w:p>
@@ -1025,22 +1044,26 @@
         <w:ind w:hanging="624" w:left="624"/>
         <w:jc w:val="both"/>
         <w:rPr>
-          <w:ins w:id="14" w:author="Helen Ashcombe" w:date="2026-09-17T09:40:00Z"/>
+          <w:ins w:id="16" w:author="Helen Ashcombe" w:date="2026-09-17T09:40:00Z"/>
         </w:rPr>
       </w:pPr>
       <w:commentRangeStart w:id="1"/>
-      <w:r>
-        <w:rPr/>
-        <w:t>6.2</w:t>
-      </w:r>
-      <w:r>
-        <w:rPr/>
-      </w:r>
+      <w:ins w:id="13" w:author="Helen Ashcombe" w:date="2026-09-17T09:40:00Z">
+        <w:r>
+          <w:rPr/>
+          <w:t>6.2</w:t>
+        </w:r>
+      </w:ins>
+      <w:ins w:id="14" w:author="Helen Ashcombe" w:date="2026-09-17T09:40:00Z">
+        <w:r>
+          <w:rPr/>
+        </w:r>
+      </w:ins>
       <w:commentRangeEnd w:id="1"/>
       <w:r>
         <w:commentReference w:id="1"/>
       </w:r>
-      <w:ins w:id="13" w:author="Helen Ashcombe" w:date="2026-09-17T09:40:00Z">
+      <w:ins w:id="15" w:author="Helen Ashcombe" w:date="2026-09-17T09:40:00Z">
         <w:r>
           <w:rPr/>
           <w:tab/>
@@ -1367,7 +1390,7 @@
       </w:r>
       <w:r>
         <w:rPr/>
-        <w:t>Helen, the heads of terms said nothing about a break. Should we ask for one at year five, or keep it to trade against the rent review?</w:t>
+        <w:t>Helen, the heads of terms said nothing about a break, so the landlord may resist this. Do we keep it in, or hold it back to trade against the rent review?</w:t>
       </w:r>
     </w:p>
   </w:comment>

--- a/docker/demo/files/brightwell-lease-draft.docx
+++ b/docker/demo/files/brightwell-lease-draft.docx
@@ -714,18 +714,7 @@
       <w:commentRangeStart w:id="0"/>
       <w:r>
         <w:rPr/>
-        <w:t>a yearly rent of</w:t>
-      </w:r>
-      <w:r>
-        <w:rPr/>
-      </w:r>
-      <w:commentRangeEnd w:id="0"/>
-      <w:r>
-        <w:commentReference w:id="0"/>
-      </w:r>
-      <w:r>
-        <w:rPr/>
-        <w:t xml:space="preserve"> </w:t>
+        <w:t xml:space="preserve">a yearly rent of </w:t>
       </w:r>
       <w:del w:id="0" w:author="Priya Nair" w:date="2026-09-15T16:20:00Z">
         <w:r>
@@ -743,6 +732,13 @@
         <w:rPr/>
         <w:t xml:space="preserve"> plus VAT, in equal quarterly instalments in advance on 1 January, 1 April, 1 July and 1 October. The first instalment is due on the Term Start Date, for the period up to the next quarter day.</w:t>
       </w:r>
+      <w:commentRangeEnd w:id="0"/>
+      <w:r>
+        <w:commentReference w:id="0"/>
+      </w:r>
+      <w:r>
+        <w:rPr/>
+      </w:r>
     </w:p>
     <w:p>
       <w:pPr>
@@ -1044,7 +1040,7 @@
         <w:ind w:hanging="624" w:left="624"/>
         <w:jc w:val="both"/>
         <w:rPr>
-          <w:ins w:id="16" w:author="Helen Ashcombe" w:date="2026-09-17T09:40:00Z"/>
+          <w:ins w:id="15" w:author="Helen Ashcombe" w:date="2026-09-17T09:40:00Z"/>
         </w:rPr>
       </w:pPr>
       <w:commentRangeStart w:id="1"/>
@@ -1052,22 +1048,17 @@
         <w:r>
           <w:rPr/>
           <w:t>6.2</w:t>
+          <w:tab/>
+          <w:t>The Tenant may end this lease on the fifth anniversary of the Term Start Date by giving the Landlord at least six months’ written notice, if it has paid the Rent and has carried out its obligations in this lease up to that date.</w:t>
         </w:r>
       </w:ins>
+      <w:commentRangeEnd w:id="1"/>
+      <w:r>
+        <w:commentReference w:id="1"/>
+      </w:r>
       <w:ins w:id="14" w:author="Helen Ashcombe" w:date="2026-09-17T09:40:00Z">
         <w:r>
           <w:rPr/>
-        </w:r>
-      </w:ins>
-      <w:commentRangeEnd w:id="1"/>
-      <w:r>
-        <w:commentReference w:id="1"/>
-      </w:r>
-      <w:ins w:id="15" w:author="Helen Ashcombe" w:date="2026-09-17T09:40:00Z">
-        <w:r>
-          <w:rPr/>
-          <w:tab/>
-          <w:t>The Tenant may end this lease on the fifth anniversary of the Term Start Date by giving the Landlord at least six months’ written notice, if it has paid the Rent and has carried out its obligations in this lease up to that date.</w:t>
         </w:r>
       </w:ins>
     </w:p>
